--- a/testakten/statusfeststellung-gmbh-geschaeftsfuehrer-minderheit-erlangen/25_betriebspruefungsbericht.docx
+++ b/testakten/statusfeststellung-gmbh-geschaeftsfuehrer-minderheit-erlangen/25_betriebspruefungsbericht.docx
@@ -21,7 +21,7 @@
           <w:i w:val="0"/>
           <w:sz w:val="22"/>
         </w:rPr>
-        <w:t>Betriebspruefungsdienst, Pruefbereich Mittelfranken</w:t>
+        <w:t>Betriebsprüfungsdienst, Prüfbereich Mittelfranken</w:t>
       </w:r>
     </w:p>
     <w:p>
@@ -41,7 +41,7 @@
         <w:pStyle w:val="Heading1"/>
       </w:pPr>
       <w:r>
-        <w:t>Betriebspruefungsbericht nach Paragraf 28p SGB IV</w:t>
+        <w:t>Betriebsprüfungsbericht nach Paragraf 28p SGB IV</w:t>
       </w:r>
     </w:p>
     <w:p>
@@ -52,7 +52,7 @@
           <w:i w:val="0"/>
           <w:sz w:val="22"/>
         </w:rPr>
-        <w:t>Geprueftes Unternehmen: Neuralis MedTech GmbH, Henkestrasse 91, 91054 Erlangen - Pruefzeitraum: 01.01.2022 bis 31.12.2025 - Pruefungstermin vor Ort: 03.02.2026 bis 05.02.2026</w:t>
+        <w:t>Geprüftes Unternehmen: Neuralis MedTech GmbH, Henkestraße 91, 91054 Erlangen - Prüfzeitraum: 01.01.2022 bis 31.12.2025 - Prüfungstermin vor Ort: 03.02.2026 bis 05.02.2026</w:t>
       </w:r>
     </w:p>
     <w:p>
@@ -60,7 +60,7 @@
         <w:pStyle w:val="Heading2"/>
       </w:pPr>
       <w:r>
-        <w:t>1 Pruefungsschwerpunkt</w:t>
+        <w:t>1 Prüfungsschwerpunkt</w:t>
       </w:r>
     </w:p>
     <w:p>
@@ -71,7 +71,7 @@
           <w:i w:val="0"/>
           <w:sz w:val="22"/>
         </w:rPr>
-        <w:t>Sozialversicherungsrechtlicher Status des Geschaeftsfuehrers Dr. Henrik Vogt sowie ordnungsgemaesse Beitragsabfuehrung fuer die uebrigen zwoelf Beschaeftigten.</w:t>
+        <w:t>Sozialversicherungsrechtlicher Status des Geschäftsführers Dr. Henrik Vogt sowie ordnungsgemäße Beitragsabführung für die übrigen zwölf Beschäftigten.</w:t>
       </w:r>
     </w:p>
     <w:p>
@@ -90,7 +90,7 @@
           <w:i w:val="0"/>
           <w:sz w:val="22"/>
         </w:rPr>
-        <w:t>2.1 Die Gesellschaft hat fuer Herrn Dr. Vogt seit dem 01.03.2023 keine Beitraege zur Renten- und Arbeitslosenversicherung abgefuehrt und ihn als selbstaendigen Gesellschafter-Geschaeftsfuehrer behandelt.</w:t>
+        <w:t>2.1 Die Gesellschaft hat für Herrn Dr. Vogt seit dem 01.03.2023 keine Beiträge zur Renten- und Arbeitslosenversicherung abgeführt und ihn als selbstständigen Gesellschafter-Geschäftsführer behandelt.</w:t>
       </w:r>
     </w:p>
     <w:p>
@@ -101,7 +101,7 @@
           <w:i w:val="0"/>
           <w:sz w:val="22"/>
         </w:rPr>
-        <w:t>2.2 Das parallel laufende Statusfeststellungsverfahren der Clearingstelle (Aktenzeichen SV-2023-771402-VOGT) ist noch nicht bestandskraeftig abgeschlossen. Der Pruefdienst schliesst sich der vorlaeufigen Einschaetzung der Clearingstelle an und geht von einer Nachforderung dem Grunde nach aus, stellt die Hoehe jedoch bis zur bestandskraeftigen Entscheidung zurueck.</w:t>
+        <w:t>2.2 Das parallel laufende Statusfeststellungsverfahren der Clearingstelle (Aktenzeichen SV-2023-771402-VOGT) ist noch nicht bestandskräftig abgeschlossen. Der Prüfdienst schließt sich der vorläufigen Einschätzung der Clearingstelle an und geht von einer Nachforderung dem Grunde nach aus, stellt die Höhe jedoch bis zur bestandskräftigen Entscheidung zurück.</w:t>
       </w:r>
     </w:p>
     <w:p>
@@ -109,7 +109,7 @@
         <w:pStyle w:val="Heading2"/>
       </w:pPr>
       <w:r>
-        <w:t>3 Uebrige Feststellungen</w:t>
+        <w:t>3 Übrige Feststellungen</w:t>
       </w:r>
     </w:p>
     <w:p>
@@ -120,7 +120,7 @@
           <w:i w:val="0"/>
           <w:sz w:val="22"/>
         </w:rPr>
-        <w:t>3.1 Bei den zwoelf uebrigen Beschaeftigten wurden keine Beanstandungen festgestellt.</w:t>
+        <w:t>3.1 Bei den zwölf übrigen Beschäftigten wurden keine Beanstandungen festgestellt.</w:t>
       </w:r>
     </w:p>
     <w:p>
@@ -131,7 +131,7 @@
           <w:i w:val="0"/>
           <w:sz w:val="22"/>
         </w:rPr>
-        <w:t>3.2 Die Meldungen zur Sozialversicherung fuer das Jahr 2024 wurden mit einer Verspaetung von durchschnittlich elf Tagen abgegeben; hierfuer wird ein gesondertes Verwarnungsgeld gepruft, jedoch nicht Gegenstand dieses Berichts.</w:t>
+        <w:t>3.2 Die Meldungen zur Sozialversicherung für das Jahr 2024 wurden mit einer Verspätung von durchschnittlich elf Tagen abgegeben; hierfür wird ein gesondertes Verwarnungsgeld gepruft, jedoch nicht Gegenstand dieses Berichts.</w:t>
       </w:r>
     </w:p>
     <w:p>
@@ -139,7 +139,7 @@
         <w:pStyle w:val="Heading2"/>
       </w:pPr>
       <w:r>
-        <w:t>4 Vorlaeufiges Ergebnis</w:t>
+        <w:t>4 Vorläufiges Ergebnis</w:t>
       </w:r>
     </w:p>
     <w:p>
@@ -150,7 +150,7 @@
           <w:i w:val="0"/>
           <w:sz w:val="22"/>
         </w:rPr>
-        <w:t>Der Pruefdienst wird nach Abschluss des Statusfeststellungsverfahrens einen gesonderten Beitragsbescheid fuer Herrn Dr. Vogt erlassen. Bis dahin ruht die Festsetzung insoweit.</w:t>
+        <w:t>Der Prüfdienst wird nach Abschluss des Statusfeststellungsverfahrens einen gesonderten Beitragsbescheid für Herrn Dr. Vogt erlassen. Bis dahin ruht die Festsetzung insoweit.</w:t>
       </w:r>
     </w:p>
     <w:p>
@@ -161,28 +161,104 @@
           <w:i w:val="0"/>
           <w:sz w:val="22"/>
         </w:rPr>
-        <w:t>Bayreuth, den 12.02.2026 - i.A. Betriebspruefungsdienst</w:t>
-      </w:r>
-    </w:p>
-    <w:p>
-      <w:r>
-        <w:rPr>
-          <w:rFonts w:ascii="Times New Roman" w:hAnsi="Times New Roman"/>
-          <w:b w:val="0"/>
-          <w:i w:val="0"/>
-          <w:sz w:val="22"/>
-        </w:rPr>
-        <w:t>Formathinweis: Dieses Aktenstück wird in Times New Roman, 11 pt, mit ausschließlich dezimaler Gliederung ausgegeben.</w:t>
+        <w:t>Bayreuth, den 12.02.2026 - i.A. Betriebsprüfungsdienst</w:t>
       </w:r>
     </w:p>
     <w:sectPr>
-      <w:pgSz w:w="12240" w:h="15840"/>
-      <w:pgMar w:top="1440" w:right="1800" w:bottom="1440" w:left="1800" w:header="720" w:footer="720" w:gutter="0"/>
+      <w:headerReference w:type="default" r:id="rId9"/>
+      <w:footerReference w:type="default" r:id="rId10"/>
+      <w:pgSz w:w="11906" w:h="16838"/>
+      <w:pgMar w:top="1440" w:right="1800" w:bottom="1440" w:left="1800" w:header="680" w:footer="567" w:gutter="0"/>
       <w:cols w:space="720"/>
       <w:docGrid w:linePitch="360"/>
     </w:sectPr>
   </w:body>
 </w:document>
+</file>
+
+<file path=word/footer1.xml><?xml version="1.0" encoding="utf-8"?>
+<w:ftr xmlns:m="http://schemas.openxmlformats.org/officeDocument/2006/math" xmlns:mc="http://schemas.openxmlformats.org/markup-compatibility/2006" xmlns:mo="http://schemas.microsoft.com/office/mac/office/2008/main" xmlns:mv="urn:schemas-microsoft-com:mac:vml" xmlns:o="urn:schemas-microsoft-com:office:office" xmlns:r="http://schemas.openxmlformats.org/officeDocument/2006/relationships" xmlns:v="urn:schemas-microsoft-com:vml" xmlns:w10="urn:schemas-microsoft-com:office:word" xmlns:w14="http://schemas.microsoft.com/office/word/2010/wordml" xmlns:w="http://schemas.openxmlformats.org/wordprocessingml/2006/main" xmlns:wne="http://schemas.microsoft.com/office/word/2006/wordml" xmlns:wp14="http://schemas.microsoft.com/office/word/2010/wordprocessingDrawing" xmlns:wp="http://schemas.openxmlformats.org/drawingml/2006/wordprocessingDrawing" xmlns:wpc="http://schemas.microsoft.com/office/word/2010/wordprocessingCanvas" xmlns:wpg="http://schemas.microsoft.com/office/word/2010/wordprocessingGroup" xmlns:wpi="http://schemas.microsoft.com/office/word/2010/wordprocessingInk" xmlns:wps="http://schemas.microsoft.com/office/word/2010/wordprocessingShape" mc:Ignorable="w14 wp14">
+  <w:p>
+    <w:pPr>
+      <w:pStyle w:val="Footer"/>
+      <w:tabs>
+        <w:tab w:pos="9071" w:val="right"/>
+      </w:tabs>
+      <w:jc w:val="left"/>
+    </w:pPr>
+    <w:r>
+      <w:rPr>
+        <w:rFonts w:ascii="Times New Roman" w:hAnsi="Times New Roman"/>
+        <w:color w:val="6B6B66"/>
+        <w:sz w:val="16"/>
+      </w:rPr>
+    </w:r>
+    <w:r>
+      <w:rPr>
+        <w:rFonts w:ascii="Times New Roman" w:hAnsi="Times New Roman"/>
+        <w:color w:val="6B6B66"/>
+        <w:sz w:val="16"/>
+      </w:rPr>
+      <w:t>Deutsche Rentenversicherung Bund</w:t>
+    </w:r>
+    <w:r>
+      <w:rPr>
+        <w:rFonts w:ascii="Times New Roman" w:hAnsi="Times New Roman"/>
+        <w:color w:val="6B6B66"/>
+        <w:sz w:val="16"/>
+      </w:rPr>
+      <w:tab/>
+      <w:t xml:space="preserve">Seite </w:t>
+    </w:r>
+    <w:r>
+      <w:rPr>
+        <w:rFonts w:ascii="Times New Roman" w:hAnsi="Times New Roman"/>
+        <w:color w:val="6B6B66"/>
+        <w:sz w:val="16"/>
+      </w:rPr>
+      <w:fldChar w:fldCharType="begin"/>
+      <w:instrText xml:space="preserve"> PAGE </w:instrText>
+      <w:fldChar w:fldCharType="end"/>
+    </w:r>
+  </w:p>
+</w:ftr>
+</file>
+
+<file path=word/header1.xml><?xml version="1.0" encoding="utf-8"?>
+<w:hdr xmlns:m="http://schemas.openxmlformats.org/officeDocument/2006/math" xmlns:mc="http://schemas.openxmlformats.org/markup-compatibility/2006" xmlns:mo="http://schemas.microsoft.com/office/mac/office/2008/main" xmlns:mv="urn:schemas-microsoft-com:mac:vml" xmlns:o="urn:schemas-microsoft-com:office:office" xmlns:r="http://schemas.openxmlformats.org/officeDocument/2006/relationships" xmlns:v="urn:schemas-microsoft-com:vml" xmlns:w10="urn:schemas-microsoft-com:office:word" xmlns:w14="http://schemas.microsoft.com/office/word/2010/wordml" xmlns:w="http://schemas.openxmlformats.org/wordprocessingml/2006/main" xmlns:wne="http://schemas.microsoft.com/office/word/2006/wordml" xmlns:wp14="http://schemas.microsoft.com/office/word/2010/wordprocessingDrawing" xmlns:wp="http://schemas.openxmlformats.org/drawingml/2006/wordprocessingDrawing" xmlns:wpc="http://schemas.microsoft.com/office/word/2010/wordprocessingCanvas" xmlns:wpg="http://schemas.microsoft.com/office/word/2010/wordprocessingGroup" xmlns:wpi="http://schemas.microsoft.com/office/word/2010/wordprocessingInk" xmlns:wps="http://schemas.microsoft.com/office/word/2010/wordprocessingShape" mc:Ignorable="w14 wp14">
+  <w:p>
+    <w:pPr>
+      <w:pStyle w:val="Header"/>
+      <w:jc w:val="left"/>
+    </w:pPr>
+    <w:r/>
+    <w:r>
+      <w:rPr>
+        <w:rFonts w:ascii="Times New Roman" w:hAnsi="Times New Roman"/>
+        <w:b/>
+        <w:color w:val="3B3F45"/>
+        <w:sz w:val="24"/>
+      </w:rPr>
+      <w:t>Deutsche Rentenversicherung Bund</w:t>
+    </w:r>
+  </w:p>
+  <w:p>
+    <w:pPr>
+      <w:jc w:val="left"/>
+      <w:pBdr>
+        <w:bottom w:val="single" w:sz="6" w:space="2" w:color="3B3F45"/>
+      </w:pBdr>
+    </w:pPr>
+    <w:r>
+      <w:rPr>
+        <w:rFonts w:ascii="Times New Roman" w:hAnsi="Times New Roman"/>
+        <w:color w:val="6B6B66"/>
+        <w:sz w:val="16"/>
+      </w:rPr>
+      <w:t>Behörde</w:t>
+    </w:r>
+  </w:p>
+</w:hdr>
 </file>
 
 <file path=word/numbering.xml><?xml version="1.0" encoding="utf-8"?>
